--- a/index.docx
+++ b/index.docx
@@ -7,7 +7,7 @@
         <w:pStyle w:val="Title"/>
       </w:pPr>
       <w:r>
-        <w:t xml:space="preserve">lectures</w:t>
+        <w:t xml:space="preserve">FANR 3800 Lectures</w:t>
       </w:r>
     </w:p>
     <w:sdt>
@@ -41,31 +41,17 @@
         <w:pStyle w:val="FirstParagraph"/>
       </w:pPr>
       <w:r>
-        <w:t xml:space="preserve">This is a Quarto website.</w:t>
-      </w:r>
-    </w:p>
-    <w:p>
-      <w:pPr>
-        <w:pStyle w:val="BodyText"/>
-      </w:pPr>
-      <w:r>
-        <w:t xml:space="preserve">To learn more about Quarto websites visit</w:t>
+        <w:t xml:space="preserve">Welcome to FANR 3800. Select a lecture to open it — each page includes PDF and</w:t>
       </w:r>
       <w:r>
         <w:t xml:space="preserve"> </w:t>
       </w:r>
-      <w:hyperlink r:id="rId9">
-        <w:r>
-          <w:rPr>
-            <w:rStyle w:val="Hyperlink"/>
-          </w:rPr>
-          <w:t xml:space="preserve">https://quarto.org/docs/websites</w:t>
-        </w:r>
-      </w:hyperlink>
       <w:r>
-        <w:t xml:space="preserve">.</w:t>
+        <w:t xml:space="preserve">Word download links in the margin.</w:t>
       </w:r>
     </w:p>
+    <w:bookmarkStart w:id="9" w:name="lecture-listing"/>
+    <w:bookmarkEnd w:id="9"/>
     <w:sectPr>
       <w:footnotePr>
         <w:numRestart w:val="eachSect"/>
